--- a/tillsyn/A 37356-2025 tillsynsbegäran.docx
+++ b/tillsyn/A 37356-2025 tillsynsbegäran.docx
@@ -218,7 +218,7 @@
     <w:r>
       <w:tab/>
       <w:tab/>
-      <w:t>2025-10-31</w:t>
+      <w:t>2025-11-01</w:t>
       <w:br/>
       <w:br/>
     </w:r>

--- a/tillsyn/A 37356-2025 tillsynsbegäran.docx
+++ b/tillsyn/A 37356-2025 tillsynsbegäran.docx
@@ -218,7 +218,7 @@
     <w:r>
       <w:tab/>
       <w:tab/>
-      <w:t>2025-11-01</w:t>
+      <w:t>2025-11-02</w:t>
       <w:br/>
       <w:br/>
     </w:r>

--- a/tillsyn/A 37356-2025 tillsynsbegäran.docx
+++ b/tillsyn/A 37356-2025 tillsynsbegäran.docx
@@ -218,7 +218,7 @@
     <w:r>
       <w:tab/>
       <w:tab/>
-      <w:t>2025-11-02</w:t>
+      <w:t>2025-11-03</w:t>
       <w:br/>
       <w:br/>
     </w:r>

--- a/tillsyn/A 37356-2025 tillsynsbegäran.docx
+++ b/tillsyn/A 37356-2025 tillsynsbegäran.docx
@@ -218,7 +218,7 @@
     <w:r>
       <w:tab/>
       <w:tab/>
-      <w:t>2025-11-03</w:t>
+      <w:t>2025-11-04</w:t>
       <w:br/>
       <w:br/>
     </w:r>

--- a/tillsyn/A 37356-2025 tillsynsbegäran.docx
+++ b/tillsyn/A 37356-2025 tillsynsbegäran.docx
@@ -218,7 +218,7 @@
     <w:r>
       <w:tab/>
       <w:tab/>
-      <w:t>2025-11-04</w:t>
+      <w:t>2025-11-05</w:t>
       <w:br/>
       <w:br/>
     </w:r>

--- a/tillsyn/A 37356-2025 tillsynsbegäran.docx
+++ b/tillsyn/A 37356-2025 tillsynsbegäran.docx
@@ -218,7 +218,7 @@
     <w:r>
       <w:tab/>
       <w:tab/>
-      <w:t>2025-11-05</w:t>
+      <w:t>2025-11-06</w:t>
       <w:br/>
       <w:br/>
     </w:r>

--- a/tillsyn/A 37356-2025 tillsynsbegäran.docx
+++ b/tillsyn/A 37356-2025 tillsynsbegäran.docx
@@ -218,7 +218,7 @@
     <w:r>
       <w:tab/>
       <w:tab/>
-      <w:t>2025-11-06</w:t>
+      <w:t>2025-11-07</w:t>
       <w:br/>
       <w:br/>
     </w:r>

--- a/tillsyn/A 37356-2025 tillsynsbegäran.docx
+++ b/tillsyn/A 37356-2025 tillsynsbegäran.docx
@@ -218,7 +218,7 @@
     <w:r>
       <w:tab/>
       <w:tab/>
-      <w:t>2025-11-07</w:t>
+      <w:t>2025-11-08</w:t>
       <w:br/>
       <w:br/>
     </w:r>

--- a/tillsyn/A 37356-2025 tillsynsbegäran.docx
+++ b/tillsyn/A 37356-2025 tillsynsbegäran.docx
@@ -218,7 +218,7 @@
     <w:r>
       <w:tab/>
       <w:tab/>
-      <w:t>2025-11-08</w:t>
+      <w:t>2025-11-09</w:t>
       <w:br/>
       <w:br/>
     </w:r>

--- a/tillsyn/A 37356-2025 tillsynsbegäran.docx
+++ b/tillsyn/A 37356-2025 tillsynsbegäran.docx
@@ -218,7 +218,7 @@
     <w:r>
       <w:tab/>
       <w:tab/>
-      <w:t>2025-11-09</w:t>
+      <w:t>2025-11-10</w:t>
       <w:br/>
       <w:br/>
     </w:r>

--- a/tillsyn/A 37356-2025 tillsynsbegäran.docx
+++ b/tillsyn/A 37356-2025 tillsynsbegäran.docx
@@ -218,7 +218,7 @@
     <w:r>
       <w:tab/>
       <w:tab/>
-      <w:t>2025-11-10</w:t>
+      <w:t>2025-11-11</w:t>
       <w:br/>
       <w:br/>
     </w:r>

--- a/tillsyn/A 37356-2025 tillsynsbegäran.docx
+++ b/tillsyn/A 37356-2025 tillsynsbegäran.docx
@@ -218,7 +218,7 @@
     <w:r>
       <w:tab/>
       <w:tab/>
-      <w:t>2025-11-11</w:t>
+      <w:t>2025-11-12</w:t>
       <w:br/>
       <w:br/>
     </w:r>

--- a/tillsyn/A 37356-2025 tillsynsbegäran.docx
+++ b/tillsyn/A 37356-2025 tillsynsbegäran.docx
@@ -218,7 +218,7 @@
     <w:r>
       <w:tab/>
       <w:tab/>
-      <w:t>2025-11-12</w:t>
+      <w:t>2025-11-13</w:t>
       <w:br/>
       <w:br/>
     </w:r>

--- a/tillsyn/A 37356-2025 tillsynsbegäran.docx
+++ b/tillsyn/A 37356-2025 tillsynsbegäran.docx
@@ -218,7 +218,7 @@
     <w:r>
       <w:tab/>
       <w:tab/>
-      <w:t>2025-11-13</w:t>
+      <w:t>2025-11-14</w:t>
       <w:br/>
       <w:br/>
     </w:r>

--- a/tillsyn/A 37356-2025 tillsynsbegäran.docx
+++ b/tillsyn/A 37356-2025 tillsynsbegäran.docx
@@ -218,7 +218,7 @@
     <w:r>
       <w:tab/>
       <w:tab/>
-      <w:t>2025-11-14</w:t>
+      <w:t>2025-11-15</w:t>
       <w:br/>
       <w:br/>
     </w:r>

--- a/tillsyn/A 37356-2025 tillsynsbegäran.docx
+++ b/tillsyn/A 37356-2025 tillsynsbegäran.docx
@@ -218,7 +218,7 @@
     <w:r>
       <w:tab/>
       <w:tab/>
-      <w:t>2025-11-15</w:t>
+      <w:t>2025-11-20</w:t>
       <w:br/>
       <w:br/>
     </w:r>

--- a/tillsyn/A 37356-2025 tillsynsbegäran.docx
+++ b/tillsyn/A 37356-2025 tillsynsbegäran.docx
@@ -218,7 +218,7 @@
     <w:r>
       <w:tab/>
       <w:tab/>
-      <w:t>2025-11-20</w:t>
+      <w:t>2025-11-21</w:t>
       <w:br/>
       <w:br/>
     </w:r>

--- a/tillsyn/A 37356-2025 tillsynsbegäran.docx
+++ b/tillsyn/A 37356-2025 tillsynsbegäran.docx
@@ -218,7 +218,7 @@
     <w:r>
       <w:tab/>
       <w:tab/>
-      <w:t>2025-11-21</w:t>
+      <w:t>2025-11-22</w:t>
       <w:br/>
       <w:br/>
     </w:r>

--- a/tillsyn/A 37356-2025 tillsynsbegäran.docx
+++ b/tillsyn/A 37356-2025 tillsynsbegäran.docx
@@ -218,7 +218,7 @@
     <w:r>
       <w:tab/>
       <w:tab/>
-      <w:t>2025-11-22</w:t>
+      <w:t>2025-11-23</w:t>
       <w:br/>
       <w:br/>
     </w:r>

--- a/tillsyn/A 37356-2025 tillsynsbegäran.docx
+++ b/tillsyn/A 37356-2025 tillsynsbegäran.docx
@@ -218,7 +218,7 @@
     <w:r>
       <w:tab/>
       <w:tab/>
-      <w:t>2025-11-23</w:t>
+      <w:t>2025-11-24</w:t>
       <w:br/>
       <w:br/>
     </w:r>

--- a/tillsyn/A 37356-2025 tillsynsbegäran.docx
+++ b/tillsyn/A 37356-2025 tillsynsbegäran.docx
@@ -218,7 +218,7 @@
     <w:r>
       <w:tab/>
       <w:tab/>
-      <w:t>2025-11-24</w:t>
+      <w:t>2025-11-25</w:t>
       <w:br/>
       <w:br/>
     </w:r>

--- a/tillsyn/A 37356-2025 tillsynsbegäran.docx
+++ b/tillsyn/A 37356-2025 tillsynsbegäran.docx
@@ -218,7 +218,7 @@
     <w:r>
       <w:tab/>
       <w:tab/>
-      <w:t>2025-11-25</w:t>
+      <w:t>2025-11-26</w:t>
       <w:br/>
       <w:br/>
     </w:r>

--- a/tillsyn/A 37356-2025 tillsynsbegäran.docx
+++ b/tillsyn/A 37356-2025 tillsynsbegäran.docx
@@ -218,7 +218,7 @@
     <w:r>
       <w:tab/>
       <w:tab/>
-      <w:t>2025-11-26</w:t>
+      <w:t>2025-11-27</w:t>
       <w:br/>
       <w:br/>
     </w:r>

--- a/tillsyn/A 37356-2025 tillsynsbegäran.docx
+++ b/tillsyn/A 37356-2025 tillsynsbegäran.docx
@@ -218,7 +218,7 @@
     <w:r>
       <w:tab/>
       <w:tab/>
-      <w:t>2025-11-27</w:t>
+      <w:t>2025-11-28</w:t>
       <w:br/>
       <w:br/>
     </w:r>

--- a/tillsyn/A 37356-2025 tillsynsbegäran.docx
+++ b/tillsyn/A 37356-2025 tillsynsbegäran.docx
@@ -218,7 +218,7 @@
     <w:r>
       <w:tab/>
       <w:tab/>
-      <w:t>2025-11-28</w:t>
+      <w:t>2025-11-29</w:t>
       <w:br/>
       <w:br/>
     </w:r>

--- a/tillsyn/A 37356-2025 tillsynsbegäran.docx
+++ b/tillsyn/A 37356-2025 tillsynsbegäran.docx
@@ -218,7 +218,7 @@
     <w:r>
       <w:tab/>
       <w:tab/>
-      <w:t>2025-11-29</w:t>
+      <w:t>2025-11-30</w:t>
       <w:br/>
       <w:br/>
     </w:r>

--- a/tillsyn/A 37356-2025 tillsynsbegäran.docx
+++ b/tillsyn/A 37356-2025 tillsynsbegäran.docx
@@ -218,7 +218,7 @@
     <w:r>
       <w:tab/>
       <w:tab/>
-      <w:t>2025-11-30</w:t>
+      <w:t>2025-12-01</w:t>
       <w:br/>
       <w:br/>
     </w:r>

--- a/tillsyn/A 37356-2025 tillsynsbegäran.docx
+++ b/tillsyn/A 37356-2025 tillsynsbegäran.docx
@@ -218,7 +218,7 @@
     <w:r>
       <w:tab/>
       <w:tab/>
-      <w:t>2025-12-01</w:t>
+      <w:t>2025-12-02</w:t>
       <w:br/>
       <w:br/>
     </w:r>

--- a/tillsyn/A 37356-2025 tillsynsbegäran.docx
+++ b/tillsyn/A 37356-2025 tillsynsbegäran.docx
@@ -218,7 +218,7 @@
     <w:r>
       <w:tab/>
       <w:tab/>
-      <w:t>2025-12-02</w:t>
+      <w:t>2025-12-03</w:t>
       <w:br/>
       <w:br/>
     </w:r>

--- a/tillsyn/A 37356-2025 tillsynsbegäran.docx
+++ b/tillsyn/A 37356-2025 tillsynsbegäran.docx
@@ -218,7 +218,7 @@
     <w:r>
       <w:tab/>
       <w:tab/>
-      <w:t>2025-12-03</w:t>
+      <w:t>2025-12-04</w:t>
       <w:br/>
       <w:br/>
     </w:r>

--- a/tillsyn/A 37356-2025 tillsynsbegäran.docx
+++ b/tillsyn/A 37356-2025 tillsynsbegäran.docx
@@ -218,7 +218,7 @@
     <w:r>
       <w:tab/>
       <w:tab/>
-      <w:t>2025-12-04</w:t>
+      <w:t>2025-12-05</w:t>
       <w:br/>
       <w:br/>
     </w:r>

--- a/tillsyn/A 37356-2025 tillsynsbegäran.docx
+++ b/tillsyn/A 37356-2025 tillsynsbegäran.docx
@@ -218,7 +218,7 @@
     <w:r>
       <w:tab/>
       <w:tab/>
-      <w:t>2025-12-05</w:t>
+      <w:t>2025-12-06</w:t>
       <w:br/>
       <w:br/>
     </w:r>

--- a/tillsyn/A 37356-2025 tillsynsbegäran.docx
+++ b/tillsyn/A 37356-2025 tillsynsbegäran.docx
@@ -218,7 +218,7 @@
     <w:r>
       <w:tab/>
       <w:tab/>
-      <w:t>2025-12-06</w:t>
+      <w:t>2025-12-07</w:t>
       <w:br/>
       <w:br/>
     </w:r>

--- a/tillsyn/A 37356-2025 tillsynsbegäran.docx
+++ b/tillsyn/A 37356-2025 tillsynsbegäran.docx
@@ -218,7 +218,7 @@
     <w:r>
       <w:tab/>
       <w:tab/>
-      <w:t>2025-12-07</w:t>
+      <w:t>2025-12-08</w:t>
       <w:br/>
       <w:br/>
     </w:r>

--- a/tillsyn/A 37356-2025 tillsynsbegäran.docx
+++ b/tillsyn/A 37356-2025 tillsynsbegäran.docx
@@ -218,7 +218,7 @@
     <w:r>
       <w:tab/>
       <w:tab/>
-      <w:t>2025-12-08</w:t>
+      <w:t>2025-12-09</w:t>
       <w:br/>
       <w:br/>
     </w:r>

--- a/tillsyn/A 37356-2025 tillsynsbegäran.docx
+++ b/tillsyn/A 37356-2025 tillsynsbegäran.docx
@@ -218,7 +218,7 @@
     <w:r>
       <w:tab/>
       <w:tab/>
-      <w:t>2025-12-09</w:t>
+      <w:t>2025-12-10</w:t>
       <w:br/>
       <w:br/>
     </w:r>

--- a/tillsyn/A 37356-2025 tillsynsbegäran.docx
+++ b/tillsyn/A 37356-2025 tillsynsbegäran.docx
@@ -218,7 +218,7 @@
     <w:r>
       <w:tab/>
       <w:tab/>
-      <w:t>2025-12-10</w:t>
+      <w:t>2025-12-11</w:t>
       <w:br/>
       <w:br/>
     </w:r>

--- a/tillsyn/A 37356-2025 tillsynsbegäran.docx
+++ b/tillsyn/A 37356-2025 tillsynsbegäran.docx
@@ -218,7 +218,7 @@
     <w:r>
       <w:tab/>
       <w:tab/>
-      <w:t>2025-12-11</w:t>
+      <w:t>2025-12-12</w:t>
       <w:br/>
       <w:br/>
     </w:r>

--- a/tillsyn/A 37356-2025 tillsynsbegäran.docx
+++ b/tillsyn/A 37356-2025 tillsynsbegäran.docx
@@ -218,7 +218,7 @@
     <w:r>
       <w:tab/>
       <w:tab/>
-      <w:t>2025-12-12</w:t>
+      <w:t>2025-12-13</w:t>
       <w:br/>
       <w:br/>
     </w:r>

--- a/tillsyn/A 37356-2025 tillsynsbegäran.docx
+++ b/tillsyn/A 37356-2025 tillsynsbegäran.docx
@@ -218,7 +218,7 @@
     <w:r>
       <w:tab/>
       <w:tab/>
-      <w:t>2025-12-19</w:t>
+      <w:t>2025-12-20</w:t>
       <w:br/>
       <w:br/>
     </w:r>

--- a/tillsyn/A 37356-2025 tillsynsbegäran.docx
+++ b/tillsyn/A 37356-2025 tillsynsbegäran.docx
@@ -218,7 +218,7 @@
     <w:r>
       <w:tab/>
       <w:tab/>
-      <w:t>2025-12-20</w:t>
+      <w:t>2025-12-21</w:t>
       <w:br/>
       <w:br/>
     </w:r>

--- a/tillsyn/A 37356-2025 tillsynsbegäran.docx
+++ b/tillsyn/A 37356-2025 tillsynsbegäran.docx
@@ -218,7 +218,7 @@
     <w:r>
       <w:tab/>
       <w:tab/>
-      <w:t>2025-12-21</w:t>
+      <w:t>2025-12-22</w:t>
       <w:br/>
       <w:br/>
     </w:r>

--- a/tillsyn/A 37356-2025 tillsynsbegäran.docx
+++ b/tillsyn/A 37356-2025 tillsynsbegäran.docx
@@ -218,7 +218,7 @@
     <w:r>
       <w:tab/>
       <w:tab/>
-      <w:t>2025-12-22</w:t>
+      <w:t>2025-12-26</w:t>
       <w:br/>
       <w:br/>
     </w:r>

--- a/tillsyn/A 37356-2025 tillsynsbegäran.docx
+++ b/tillsyn/A 37356-2025 tillsynsbegäran.docx
@@ -218,7 +218,7 @@
     <w:r>
       <w:tab/>
       <w:tab/>
-      <w:t>2025-12-26</w:t>
+      <w:t>2025-12-28</w:t>
       <w:br/>
       <w:br/>
     </w:r>

--- a/tillsyn/A 37356-2025 tillsynsbegäran.docx
+++ b/tillsyn/A 37356-2025 tillsynsbegäran.docx
@@ -218,7 +218,7 @@
     <w:r>
       <w:tab/>
       <w:tab/>
-      <w:t>2025-12-28</w:t>
+      <w:t>2025-12-29</w:t>
       <w:br/>
       <w:br/>
     </w:r>

--- a/tillsyn/A 37356-2025 tillsynsbegäran.docx
+++ b/tillsyn/A 37356-2025 tillsynsbegäran.docx
@@ -218,7 +218,7 @@
     <w:r>
       <w:tab/>
       <w:tab/>
-      <w:t>2025-12-29</w:t>
+      <w:t>2025-12-30</w:t>
       <w:br/>
       <w:br/>
     </w:r>

--- a/tillsyn/A 37356-2025 tillsynsbegäran.docx
+++ b/tillsyn/A 37356-2025 tillsynsbegäran.docx
@@ -218,7 +218,7 @@
     <w:r>
       <w:tab/>
       <w:tab/>
-      <w:t>2025-12-30</w:t>
+      <w:t>2025-12-31</w:t>
       <w:br/>
       <w:br/>
     </w:r>

--- a/tillsyn/A 37356-2025 tillsynsbegäran.docx
+++ b/tillsyn/A 37356-2025 tillsynsbegäran.docx
@@ -218,7 +218,7 @@
     <w:r>
       <w:tab/>
       <w:tab/>
-      <w:t>2025-12-31</w:t>
+      <w:t>2026-01-03</w:t>
       <w:br/>
       <w:br/>
     </w:r>

--- a/tillsyn/A 37356-2025 tillsynsbegäran.docx
+++ b/tillsyn/A 37356-2025 tillsynsbegäran.docx
@@ -218,7 +218,7 @@
     <w:r>
       <w:tab/>
       <w:tab/>
-      <w:t>2026-01-07</w:t>
+      <w:t>2026-01-08</w:t>
       <w:br/>
       <w:br/>
     </w:r>

--- a/tillsyn/A 37356-2025 tillsynsbegäran.docx
+++ b/tillsyn/A 37356-2025 tillsynsbegäran.docx
@@ -218,7 +218,7 @@
     <w:r>
       <w:tab/>
       <w:tab/>
-      <w:t>2026-01-08</w:t>
+      <w:t>2026-01-09</w:t>
       <w:br/>
       <w:br/>
     </w:r>

--- a/tillsyn/A 37356-2025 tillsynsbegäran.docx
+++ b/tillsyn/A 37356-2025 tillsynsbegäran.docx
@@ -218,7 +218,7 @@
     <w:r>
       <w:tab/>
       <w:tab/>
-      <w:t>2026-01-09</w:t>
+      <w:t>2026-01-10</w:t>
       <w:br/>
       <w:br/>
     </w:r>

--- a/tillsyn/A 37356-2025 tillsynsbegäran.docx
+++ b/tillsyn/A 37356-2025 tillsynsbegäran.docx
@@ -218,7 +218,7 @@
     <w:r>
       <w:tab/>
       <w:tab/>
-      <w:t>2026-01-10</w:t>
+      <w:t>2026-01-11</w:t>
       <w:br/>
       <w:br/>
     </w:r>

--- a/tillsyn/A 37356-2025 tillsynsbegäran.docx
+++ b/tillsyn/A 37356-2025 tillsynsbegäran.docx
@@ -218,7 +218,7 @@
     <w:r>
       <w:tab/>
       <w:tab/>
-      <w:t>2026-01-11</w:t>
+      <w:t>2026-01-12</w:t>
       <w:br/>
       <w:br/>
     </w:r>

--- a/tillsyn/A 37356-2025 tillsynsbegäran.docx
+++ b/tillsyn/A 37356-2025 tillsynsbegäran.docx
@@ -218,7 +218,7 @@
     <w:r>
       <w:tab/>
       <w:tab/>
-      <w:t>2026-01-12</w:t>
+      <w:t>2026-01-13</w:t>
       <w:br/>
       <w:br/>
     </w:r>

--- a/tillsyn/A 37356-2025 tillsynsbegäran.docx
+++ b/tillsyn/A 37356-2025 tillsynsbegäran.docx
@@ -218,7 +218,7 @@
     <w:r>
       <w:tab/>
       <w:tab/>
-      <w:t>2026-01-13</w:t>
+      <w:t>2026-01-14</w:t>
       <w:br/>
       <w:br/>
     </w:r>

--- a/tillsyn/A 37356-2025 tillsynsbegäran.docx
+++ b/tillsyn/A 37356-2025 tillsynsbegäran.docx
@@ -218,7 +218,7 @@
     <w:r>
       <w:tab/>
       <w:tab/>
-      <w:t>2026-01-14</w:t>
+      <w:t>2026-01-15</w:t>
       <w:br/>
       <w:br/>
     </w:r>

--- a/tillsyn/A 37356-2025 tillsynsbegäran.docx
+++ b/tillsyn/A 37356-2025 tillsynsbegäran.docx
@@ -218,7 +218,7 @@
     <w:r>
       <w:tab/>
       <w:tab/>
-      <w:t>2026-01-15</w:t>
+      <w:t>2026-01-16</w:t>
       <w:br/>
       <w:br/>
     </w:r>

--- a/tillsyn/A 37356-2025 tillsynsbegäran.docx
+++ b/tillsyn/A 37356-2025 tillsynsbegäran.docx
@@ -218,7 +218,7 @@
     <w:r>
       <w:tab/>
       <w:tab/>
-      <w:t>2026-01-16</w:t>
+      <w:t>2026-01-17</w:t>
       <w:br/>
       <w:br/>
     </w:r>

--- a/tillsyn/A 37356-2025 tillsynsbegäran.docx
+++ b/tillsyn/A 37356-2025 tillsynsbegäran.docx
@@ -218,7 +218,7 @@
     <w:r>
       <w:tab/>
       <w:tab/>
-      <w:t>2026-01-17</w:t>
+      <w:t>2026-01-18</w:t>
       <w:br/>
       <w:br/>
     </w:r>

--- a/tillsyn/A 37356-2025 tillsynsbegäran.docx
+++ b/tillsyn/A 37356-2025 tillsynsbegäran.docx
@@ -218,7 +218,7 @@
     <w:r>
       <w:tab/>
       <w:tab/>
-      <w:t>2026-01-18</w:t>
+      <w:t>2026-01-19</w:t>
       <w:br/>
       <w:br/>
     </w:r>

--- a/tillsyn/A 37356-2025 tillsynsbegäran.docx
+++ b/tillsyn/A 37356-2025 tillsynsbegäran.docx
@@ -218,7 +218,7 @@
     <w:r>
       <w:tab/>
       <w:tab/>
-      <w:t>2026-01-19</w:t>
+      <w:t>2026-01-20</w:t>
       <w:br/>
       <w:br/>
     </w:r>

--- a/tillsyn/A 37356-2025 tillsynsbegäran.docx
+++ b/tillsyn/A 37356-2025 tillsynsbegäran.docx
@@ -218,7 +218,7 @@
     <w:r>
       <w:tab/>
       <w:tab/>
-      <w:t>2026-01-20</w:t>
+      <w:t>2026-01-21</w:t>
       <w:br/>
       <w:br/>
     </w:r>

--- a/tillsyn/A 37356-2025 tillsynsbegäran.docx
+++ b/tillsyn/A 37356-2025 tillsynsbegäran.docx
@@ -218,7 +218,7 @@
     <w:r>
       <w:tab/>
       <w:tab/>
-      <w:t>2026-01-21</w:t>
+      <w:t>2026-01-23</w:t>
       <w:br/>
       <w:br/>
     </w:r>

--- a/tillsyn/A 37356-2025 tillsynsbegäran.docx
+++ b/tillsyn/A 37356-2025 tillsynsbegäran.docx
@@ -218,7 +218,7 @@
     <w:r>
       <w:tab/>
       <w:tab/>
-      <w:t>2026-01-23</w:t>
+      <w:t>2026-01-24</w:t>
       <w:br/>
       <w:br/>
     </w:r>

--- a/tillsyn/A 37356-2025 tillsynsbegäran.docx
+++ b/tillsyn/A 37356-2025 tillsynsbegäran.docx
@@ -218,7 +218,7 @@
     <w:r>
       <w:tab/>
       <w:tab/>
-      <w:t>2026-01-24</w:t>
+      <w:t>2026-01-25</w:t>
       <w:br/>
       <w:br/>
     </w:r>

--- a/tillsyn/A 37356-2025 tillsynsbegäran.docx
+++ b/tillsyn/A 37356-2025 tillsynsbegäran.docx
@@ -218,7 +218,7 @@
     <w:r>
       <w:tab/>
       <w:tab/>
-      <w:t>2026-01-25</w:t>
+      <w:t>2026-01-26</w:t>
       <w:br/>
       <w:br/>
     </w:r>

--- a/tillsyn/A 37356-2025 tillsynsbegäran.docx
+++ b/tillsyn/A 37356-2025 tillsynsbegäran.docx
@@ -218,7 +218,7 @@
     <w:r>
       <w:tab/>
       <w:tab/>
-      <w:t>2026-01-26</w:t>
+      <w:t>2026-01-27</w:t>
       <w:br/>
       <w:br/>
     </w:r>

--- a/tillsyn/A 37356-2025 tillsynsbegäran.docx
+++ b/tillsyn/A 37356-2025 tillsynsbegäran.docx
@@ -218,7 +218,7 @@
     <w:r>
       <w:tab/>
       <w:tab/>
-      <w:t>2026-01-27</w:t>
+      <w:t>2026-01-28</w:t>
       <w:br/>
       <w:br/>
     </w:r>

--- a/tillsyn/A 37356-2025 tillsynsbegäran.docx
+++ b/tillsyn/A 37356-2025 tillsynsbegäran.docx
@@ -110,6 +110,17 @@
         <w:t xml:space="preserve"> (SLU Artdatabanken, 2025).</w:t>
       </w:r>
     </w:p>
+    <w:p>
+      <w:r>
+        <w:rPr>
+          <w:b/>
+        </w:rPr>
+        <w:t xml:space="preserve">Vågbandad barkbock </w:t>
+      </w:r>
+      <w:r>
+        <w:t>är en långhorning vars larvutveckling sker under bark på nyligen döda stående barrträd, främst gran, mer undantagsvis på tall. Främst i stående träd, särskilt gamla, långsamvuxna granar med grov bark, även i grövre grenar, stubbar eller vindfällen. Arten är starkt knuten till naturskogsliknande granskogar, och gynnas av extrema torrsomrar som försvagar träden. Arten påverkas negativt av brist på kontinuitetsskog och en minskning av populationen pågår eller förväntas ske (SLU Artdatabanken, 2025).</w:t>
+      </w:r>
+    </w:p>
     <w:sectPr>
       <w:headerReference w:type="even" r:id="rId8"/>
       <w:headerReference w:type="default" r:id="rId9"/>
@@ -238,7 +249,7 @@
     <w:r>
       <w:tab/>
       <w:tab/>
-      <w:t>2026-03-13</w:t>
+      <w:t>2026-03-16</w:t>
       <w:br/>
       <w:br/>
     </w:r>

--- a/tillsyn/A 37356-2025 tillsynsbegäran.docx
+++ b/tillsyn/A 37356-2025 tillsynsbegäran.docx
@@ -249,7 +249,7 @@
     <w:r>
       <w:tab/>
       <w:tab/>
-      <w:t>2026-03-16</w:t>
+      <w:t>2026-03-17</w:t>
       <w:br/>
       <w:br/>
     </w:r>

--- a/tillsyn/A 37356-2025 tillsynsbegäran.docx
+++ b/tillsyn/A 37356-2025 tillsynsbegäran.docx
@@ -249,7 +249,7 @@
     <w:r>
       <w:tab/>
       <w:tab/>
-      <w:t>2026-03-17</w:t>
+      <w:t>2026-03-18</w:t>
       <w:br/>
       <w:br/>
     </w:r>

--- a/tillsyn/A 37356-2025 tillsynsbegäran.docx
+++ b/tillsyn/A 37356-2025 tillsynsbegäran.docx
@@ -249,7 +249,7 @@
     <w:r>
       <w:tab/>
       <w:tab/>
-      <w:t>2026-03-18</w:t>
+      <w:t>2026-03-19</w:t>
       <w:br/>
       <w:br/>
     </w:r>

--- a/tillsyn/A 37356-2025 tillsynsbegäran.docx
+++ b/tillsyn/A 37356-2025 tillsynsbegäran.docx
@@ -249,7 +249,7 @@
     <w:r>
       <w:tab/>
       <w:tab/>
-      <w:t>2026-03-19</w:t>
+      <w:t>2026-03-20</w:t>
       <w:br/>
       <w:br/>
     </w:r>

--- a/tillsyn/A 37356-2025 tillsynsbegäran.docx
+++ b/tillsyn/A 37356-2025 tillsynsbegäran.docx
@@ -249,7 +249,7 @@
     <w:r>
       <w:tab/>
       <w:tab/>
-      <w:t>2026-03-20</w:t>
+      <w:t>2026-03-21</w:t>
       <w:br/>
       <w:br/>
     </w:r>

--- a/tillsyn/A 37356-2025 tillsynsbegäran.docx
+++ b/tillsyn/A 37356-2025 tillsynsbegäran.docx
@@ -249,7 +249,7 @@
     <w:r>
       <w:tab/>
       <w:tab/>
-      <w:t>2026-03-21</w:t>
+      <w:t>2026-03-22</w:t>
       <w:br/>
       <w:br/>
     </w:r>

--- a/tillsyn/A 37356-2025 tillsynsbegäran.docx
+++ b/tillsyn/A 37356-2025 tillsynsbegäran.docx
@@ -249,7 +249,7 @@
     <w:r>
       <w:tab/>
       <w:tab/>
-      <w:t>2026-03-22</w:t>
+      <w:t>2026-03-23</w:t>
       <w:br/>
       <w:br/>
     </w:r>

--- a/tillsyn/A 37356-2025 tillsynsbegäran.docx
+++ b/tillsyn/A 37356-2025 tillsynsbegäran.docx
@@ -249,7 +249,7 @@
     <w:r>
       <w:tab/>
       <w:tab/>
-      <w:t>2026-03-23</w:t>
+      <w:t>2026-03-24</w:t>
       <w:br/>
       <w:br/>
     </w:r>

--- a/tillsyn/A 37356-2025 tillsynsbegäran.docx
+++ b/tillsyn/A 37356-2025 tillsynsbegäran.docx
@@ -249,7 +249,7 @@
     <w:r>
       <w:tab/>
       <w:tab/>
-      <w:t>2026-03-24</w:t>
+      <w:t>2026-03-25</w:t>
       <w:br/>
       <w:br/>
     </w:r>

--- a/tillsyn/A 37356-2025 tillsynsbegäran.docx
+++ b/tillsyn/A 37356-2025 tillsynsbegäran.docx
@@ -249,7 +249,7 @@
     <w:r>
       <w:tab/>
       <w:tab/>
-      <w:t>2026-03-25</w:t>
+      <w:t>2026-03-26</w:t>
       <w:br/>
       <w:br/>
     </w:r>

--- a/tillsyn/A 37356-2025 tillsynsbegäran.docx
+++ b/tillsyn/A 37356-2025 tillsynsbegäran.docx
@@ -249,7 +249,7 @@
     <w:r>
       <w:tab/>
       <w:tab/>
-      <w:t>2026-03-26</w:t>
+      <w:t>2026-03-27</w:t>
       <w:br/>
       <w:br/>
     </w:r>

--- a/tillsyn/A 37356-2025 tillsynsbegäran.docx
+++ b/tillsyn/A 37356-2025 tillsynsbegäran.docx
@@ -249,7 +249,7 @@
     <w:r>
       <w:tab/>
       <w:tab/>
-      <w:t>2026-03-27</w:t>
+      <w:t>2026-03-28</w:t>
       <w:br/>
       <w:br/>
     </w:r>

--- a/tillsyn/A 37356-2025 tillsynsbegäran.docx
+++ b/tillsyn/A 37356-2025 tillsynsbegäran.docx
@@ -249,7 +249,7 @@
     <w:r>
       <w:tab/>
       <w:tab/>
-      <w:t>2026-04-14</w:t>
+      <w:t>2026-04-15</w:t>
       <w:br/>
       <w:br/>
     </w:r>

--- a/tillsyn/A 37356-2025 tillsynsbegäran.docx
+++ b/tillsyn/A 37356-2025 tillsynsbegäran.docx
@@ -249,7 +249,7 @@
     <w:r>
       <w:tab/>
       <w:tab/>
-      <w:t>2026-04-15</w:t>
+      <w:t>2026-04-16</w:t>
       <w:br/>
       <w:br/>
     </w:r>

--- a/tillsyn/A 37356-2025 tillsynsbegäran.docx
+++ b/tillsyn/A 37356-2025 tillsynsbegäran.docx
@@ -249,7 +249,7 @@
     <w:r>
       <w:tab/>
       <w:tab/>
-      <w:t>2026-04-16</w:t>
+      <w:t>2026-04-17</w:t>
       <w:br/>
       <w:br/>
     </w:r>

--- a/tillsyn/A 37356-2025 tillsynsbegäran.docx
+++ b/tillsyn/A 37356-2025 tillsynsbegäran.docx
@@ -249,7 +249,7 @@
     <w:r>
       <w:tab/>
       <w:tab/>
-      <w:t>2026-04-17</w:t>
+      <w:t>2026-04-18</w:t>
       <w:br/>
       <w:br/>
     </w:r>

--- a/tillsyn/A 37356-2025 tillsynsbegäran.docx
+++ b/tillsyn/A 37356-2025 tillsynsbegäran.docx
@@ -249,7 +249,7 @@
     <w:r>
       <w:tab/>
       <w:tab/>
-      <w:t>2026-05-16</w:t>
+      <w:t>2026-05-17</w:t>
       <w:br/>
       <w:br/>
     </w:r>

--- a/tillsyn/A 37356-2025 tillsynsbegäran.docx
+++ b/tillsyn/A 37356-2025 tillsynsbegäran.docx
@@ -249,7 +249,7 @@
     <w:r>
       <w:tab/>
       <w:tab/>
-      <w:t>2026-05-17</w:t>
+      <w:t>2026-05-18</w:t>
       <w:br/>
       <w:br/>
     </w:r>

--- a/tillsyn/A 37356-2025 tillsynsbegäran.docx
+++ b/tillsyn/A 37356-2025 tillsynsbegäran.docx
@@ -249,7 +249,7 @@
     <w:r>
       <w:tab/>
       <w:tab/>
-      <w:t>2026-05-18</w:t>
+      <w:t>2026-05-19</w:t>
       <w:br/>
       <w:br/>
     </w:r>

--- a/tillsyn/A 37356-2025 tillsynsbegäran.docx
+++ b/tillsyn/A 37356-2025 tillsynsbegäran.docx
@@ -249,7 +249,7 @@
     <w:r>
       <w:tab/>
       <w:tab/>
-      <w:t>2026-05-19</w:t>
+      <w:t>2026-05-20</w:t>
       <w:br/>
       <w:br/>
     </w:r>

--- a/tillsyn/A 37356-2025 tillsynsbegäran.docx
+++ b/tillsyn/A 37356-2025 tillsynsbegäran.docx
@@ -249,7 +249,7 @@
     <w:r>
       <w:tab/>
       <w:tab/>
-      <w:t>2026-05-20</w:t>
+      <w:t>2026-05-21</w:t>
       <w:br/>
       <w:br/>
     </w:r>

--- a/tillsyn/A 37356-2025 tillsynsbegäran.docx
+++ b/tillsyn/A 37356-2025 tillsynsbegäran.docx
@@ -249,7 +249,7 @@
     <w:r>
       <w:tab/>
       <w:tab/>
-      <w:t>2026-05-21</w:t>
+      <w:t>2026-05-22</w:t>
       <w:br/>
       <w:br/>
     </w:r>

--- a/tillsyn/A 37356-2025 tillsynsbegäran.docx
+++ b/tillsyn/A 37356-2025 tillsynsbegäran.docx
@@ -249,7 +249,7 @@
     <w:r>
       <w:tab/>
       <w:tab/>
-      <w:t>2026-05-22</w:t>
+      <w:t>2026-05-23</w:t>
       <w:br/>
       <w:br/>
     </w:r>

--- a/tillsyn/A 37356-2025 tillsynsbegäran.docx
+++ b/tillsyn/A 37356-2025 tillsynsbegäran.docx
@@ -249,7 +249,7 @@
     <w:r>
       <w:tab/>
       <w:tab/>
-      <w:t>2026-05-23</w:t>
+      <w:t>2026-05-24</w:t>
       <w:br/>
       <w:br/>
     </w:r>

--- a/tillsyn/A 37356-2025 tillsynsbegäran.docx
+++ b/tillsyn/A 37356-2025 tillsynsbegäran.docx
@@ -249,7 +249,7 @@
     <w:r>
       <w:tab/>
       <w:tab/>
-      <w:t>2026-05-24</w:t>
+      <w:t>2026-05-25</w:t>
       <w:br/>
       <w:br/>
     </w:r>

--- a/tillsyn/A 37356-2025 tillsynsbegäran.docx
+++ b/tillsyn/A 37356-2025 tillsynsbegäran.docx
@@ -249,7 +249,7 @@
     <w:r>
       <w:tab/>
       <w:tab/>
-      <w:t>2026-05-25</w:t>
+      <w:t>2026-05-26</w:t>
       <w:br/>
       <w:br/>
     </w:r>

--- a/tillsyn/A 37356-2025 tillsynsbegäran.docx
+++ b/tillsyn/A 37356-2025 tillsynsbegäran.docx
@@ -249,7 +249,7 @@
     <w:r>
       <w:tab/>
       <w:tab/>
-      <w:t>2026-05-26</w:t>
+      <w:t>2026-05-27</w:t>
       <w:br/>
       <w:br/>
     </w:r>

--- a/tillsyn/A 37356-2025 tillsynsbegäran.docx
+++ b/tillsyn/A 37356-2025 tillsynsbegäran.docx
@@ -249,7 +249,7 @@
     <w:r>
       <w:tab/>
       <w:tab/>
-      <w:t>2026-05-27</w:t>
+      <w:t>2026-05-28</w:t>
       <w:br/>
       <w:br/>
     </w:r>

--- a/tillsyn/A 37356-2025 tillsynsbegäran.docx
+++ b/tillsyn/A 37356-2025 tillsynsbegäran.docx
@@ -249,7 +249,7 @@
     <w:r>
       <w:tab/>
       <w:tab/>
-      <w:t>2026-05-28</w:t>
+      <w:t>2026-05-29</w:t>
       <w:br/>
       <w:br/>
     </w:r>

--- a/tillsyn/A 37356-2025 tillsynsbegäran.docx
+++ b/tillsyn/A 37356-2025 tillsynsbegäran.docx
@@ -249,7 +249,7 @@
     <w:r>
       <w:tab/>
       <w:tab/>
-      <w:t>2026-05-29</w:t>
+      <w:t>2026-05-30</w:t>
       <w:br/>
       <w:br/>
     </w:r>

--- a/tillsyn/A 37356-2025 tillsynsbegäran.docx
+++ b/tillsyn/A 37356-2025 tillsynsbegäran.docx
@@ -249,7 +249,7 @@
     <w:r>
       <w:tab/>
       <w:tab/>
-      <w:t>2026-05-30</w:t>
+      <w:t>2026-05-31</w:t>
       <w:br/>
       <w:br/>
     </w:r>

--- a/tillsyn/A 37356-2025 tillsynsbegäran.docx
+++ b/tillsyn/A 37356-2025 tillsynsbegäran.docx
@@ -249,7 +249,7 @@
     <w:r>
       <w:tab/>
       <w:tab/>
-      <w:t>2026-05-31</w:t>
+      <w:t>2026-06-01</w:t>
       <w:br/>
       <w:br/>
     </w:r>

--- a/tillsyn/A 37356-2025 tillsynsbegäran.docx
+++ b/tillsyn/A 37356-2025 tillsynsbegäran.docx
@@ -249,7 +249,7 @@
     <w:r>
       <w:tab/>
       <w:tab/>
-      <w:t>2026-06-01</w:t>
+      <w:t>2026-06-02</w:t>
       <w:br/>
       <w:br/>
     </w:r>

--- a/tillsyn/A 37356-2025 tillsynsbegäran.docx
+++ b/tillsyn/A 37356-2025 tillsynsbegäran.docx
@@ -249,7 +249,7 @@
     <w:r>
       <w:tab/>
       <w:tab/>
-      <w:t>2026-06-02</w:t>
+      <w:t>2026-06-03</w:t>
       <w:br/>
       <w:br/>
     </w:r>

--- a/tillsyn/A 37356-2025 tillsynsbegäran.docx
+++ b/tillsyn/A 37356-2025 tillsynsbegäran.docx
@@ -249,7 +249,7 @@
     <w:r>
       <w:tab/>
       <w:tab/>
-      <w:t>2026-06-03</w:t>
+      <w:t>2026-06-04</w:t>
       <w:br/>
       <w:br/>
     </w:r>

--- a/tillsyn/A 37356-2025 tillsynsbegäran.docx
+++ b/tillsyn/A 37356-2025 tillsynsbegäran.docx
@@ -249,7 +249,7 @@
     <w:r>
       <w:tab/>
       <w:tab/>
-      <w:t>2026-06-04</w:t>
+      <w:t>2026-06-05</w:t>
       <w:br/>
       <w:br/>
     </w:r>

--- a/tillsyn/A 37356-2025 tillsynsbegäran.docx
+++ b/tillsyn/A 37356-2025 tillsynsbegäran.docx
@@ -249,7 +249,7 @@
     <w:r>
       <w:tab/>
       <w:tab/>
-      <w:t>2026-06-05</w:t>
+      <w:t>2026-06-06</w:t>
       <w:br/>
       <w:br/>
     </w:r>

--- a/tillsyn/A 37356-2025 tillsynsbegäran.docx
+++ b/tillsyn/A 37356-2025 tillsynsbegäran.docx
@@ -249,7 +249,7 @@
     <w:r>
       <w:tab/>
       <w:tab/>
-      <w:t>2026-06-06</w:t>
+      <w:t>2026-06-07</w:t>
       <w:br/>
       <w:br/>
     </w:r>

--- a/tillsyn/A 37356-2025 tillsynsbegäran.docx
+++ b/tillsyn/A 37356-2025 tillsynsbegäran.docx
@@ -249,7 +249,7 @@
     <w:r>
       <w:tab/>
       <w:tab/>
-      <w:t>2026-06-07</w:t>
+      <w:t>2026-06-08</w:t>
       <w:br/>
       <w:br/>
     </w:r>
